--- a/templates/termo-adesao-preliminar-scp.docx
+++ b/templates/termo-adesao-preliminar-scp.docx
@@ -231,7 +231,7 @@
           <w:color w:val="ff0000"/>
           <w:rtl w:val="0"/>
         </w:rPr>
-        <w:t xml:space="preserve"> XXXXXX</w:t>
+        <w:t xml:space="preserve"> [EMPREENDIMENTO_CNPJ]</w:t>
       </w:r>
       <w:r>
         <w:rPr>
@@ -257,7 +257,7 @@
           <w:color w:val="ff0000"/>
           <w:rtl w:val="0"/>
         </w:rPr>
-        <w:t xml:space="preserve"> XXXXXX</w:t>
+        <w:t xml:space="preserve"> [EMPREENDIMENTO_CEP]</w:t>
       </w:r>
       <w:r>
         <w:rPr>
